--- a/落雪音乐UI修改.docx
+++ b/落雪音乐UI修改.docx
@@ -42,11 +42,16 @@
           <w:szCs w:val="30"/>
           <w:lang w:val="en-US" w:eastAsia="zh-CN"/>
         </w:rPr>
-        <w:t>一、修改内容</w:t>
-      </w:r>
-    </w:p>
-    <w:p>
-      <w:pPr>
+        <w:t>一、新增和修改内容</w:t>
+      </w:r>
+    </w:p>
+    <w:p>
+      <w:pPr>
+        <w:numPr>
+          <w:ilvl w:val="0"/>
+          <w:numId w:val="1"/>
+        </w:numPr>
+        <w:ind w:left="425" w:leftChars="0" w:hanging="425" w:firstLineChars="0"/>
         <w:rPr>
           <w:rFonts w:hint="eastAsia" w:asciiTheme="majorEastAsia" w:hAnsiTheme="majorEastAsia" w:eastAsiaTheme="majorEastAsia" w:cstheme="majorEastAsia"/>
           <w:sz w:val="28"/>
@@ -61,11 +66,16 @@
           <w:szCs w:val="28"/>
           <w:lang w:val="en-US" w:eastAsia="zh-CN"/>
         </w:rPr>
-        <w:t>1对软件整体UI进行了调整和修改。</w:t>
-      </w:r>
-    </w:p>
-    <w:p>
-      <w:pPr>
+        <w:t>对软件整体UI进行了调整和修改。</w:t>
+      </w:r>
+    </w:p>
+    <w:p>
+      <w:pPr>
+        <w:numPr>
+          <w:ilvl w:val="0"/>
+          <w:numId w:val="1"/>
+        </w:numPr>
+        <w:ind w:left="425" w:leftChars="0" w:hanging="425" w:firstLineChars="0"/>
         <w:rPr>
           <w:rFonts w:hint="eastAsia" w:asciiTheme="majorEastAsia" w:hAnsiTheme="majorEastAsia" w:eastAsiaTheme="majorEastAsia" w:cstheme="majorEastAsia"/>
           <w:sz w:val="28"/>
@@ -80,17 +90,46 @@
           <w:szCs w:val="28"/>
           <w:lang w:val="en-US" w:eastAsia="zh-CN"/>
         </w:rPr>
-        <w:t>2 并新增了模拟播放窗口，更方便最小化听歌和使用。</w:t>
-      </w:r>
-    </w:p>
-    <w:p>
-      <w:pPr>
+        <w:t>新增了模拟播放窗口，更方便最小化听歌和使用。</w:t>
+      </w:r>
+    </w:p>
+    <w:p>
+      <w:pPr>
+        <w:numPr>
+          <w:ilvl w:val="0"/>
+          <w:numId w:val="1"/>
+        </w:numPr>
+        <w:ind w:left="425" w:leftChars="0" w:hanging="425" w:firstLineChars="0"/>
+        <w:rPr>
+          <w:rFonts w:hint="default" w:asciiTheme="majorEastAsia" w:hAnsiTheme="majorEastAsia" w:eastAsiaTheme="majorEastAsia" w:cstheme="majorEastAsia"/>
+          <w:sz w:val="28"/>
+          <w:szCs w:val="28"/>
+          <w:lang w:val="en-US" w:eastAsia="zh-CN"/>
+        </w:rPr>
+      </w:pPr>
+      <w:r>
         <w:rPr>
           <w:rFonts w:hint="eastAsia" w:asciiTheme="majorEastAsia" w:hAnsiTheme="majorEastAsia" w:eastAsiaTheme="majorEastAsia" w:cstheme="majorEastAsia"/>
           <w:sz w:val="28"/>
           <w:szCs w:val="28"/>
           <w:lang w:val="en-US" w:eastAsia="zh-CN"/>
         </w:rPr>
+        <w:t>修改了软件我的列表中试听列表“添加本地音乐”的位置，将它移到左侧标签栏，更方便查找和使用；并添加了本地音乐列表页面，更加方便的播放本地音乐。</w:t>
+      </w:r>
+    </w:p>
+    <w:p>
+      <w:pPr>
+        <w:numPr>
+          <w:ilvl w:val="0"/>
+          <w:numId w:val="1"/>
+        </w:numPr>
+        <w:ind w:left="425" w:leftChars="0" w:hanging="425" w:firstLineChars="0"/>
+        <w:rPr>
+          <w:rFonts w:hint="default" w:asciiTheme="majorEastAsia" w:hAnsiTheme="majorEastAsia" w:eastAsiaTheme="majorEastAsia" w:cstheme="majorEastAsia"/>
+          <w:sz w:val="28"/>
+          <w:szCs w:val="28"/>
+          <w:lang w:val="en-US" w:eastAsia="zh-CN"/>
+        </w:rPr>
       </w:pPr>
       <w:r>
         <w:rPr>
@@ -99,69 +138,19 @@
           <w:szCs w:val="28"/>
           <w:lang w:val="en-US" w:eastAsia="zh-CN"/>
         </w:rPr>
-        <w:t>3 未修改软件的播放、插件逻辑等其他代码。</w:t>
-      </w:r>
-    </w:p>
-    <w:p>
-      <w:pPr>
-        <w:rPr>
-          <w:rFonts w:hint="default"/>
-          <w:lang w:val="en-US" w:eastAsia="zh-CN"/>
-        </w:rPr>
-      </w:pPr>
-    </w:p>
-    <w:p>
-      <w:pPr>
-        <w:rPr>
-          <w:rFonts w:hint="default"/>
-          <w:lang w:val="en-US" w:eastAsia="zh-CN"/>
-        </w:rPr>
-      </w:pPr>
-    </w:p>
-    <w:p>
-      <w:pPr>
-        <w:rPr>
-          <w:rFonts w:hint="eastAsia"/>
-          <w:lang w:val="en-US" w:eastAsia="zh-CN"/>
-        </w:rPr>
-      </w:pPr>
-    </w:p>
-    <w:p>
-      <w:pPr>
-        <w:rPr>
-          <w:rFonts w:hint="eastAsia"/>
-          <w:lang w:val="en-US" w:eastAsia="zh-CN"/>
-        </w:rPr>
-      </w:pPr>
-    </w:p>
-    <w:p>
-      <w:pPr>
-        <w:rPr>
-          <w:rFonts w:hint="eastAsia"/>
-          <w:lang w:val="en-US" w:eastAsia="zh-CN"/>
-        </w:rPr>
-      </w:pPr>
-    </w:p>
-    <w:p>
-      <w:pPr>
-        <w:rPr>
-          <w:rFonts w:hint="eastAsia"/>
-          <w:lang w:val="en-US" w:eastAsia="zh-CN"/>
-        </w:rPr>
-      </w:pPr>
-    </w:p>
-    <w:p>
-      <w:pPr>
-        <w:rPr>
-          <w:rFonts w:hint="eastAsia"/>
-          <w:lang w:val="en-US" w:eastAsia="zh-CN"/>
-        </w:rPr>
-      </w:pPr>
-    </w:p>
-    <w:p>
-      <w:pPr>
-        <w:rPr>
-          <w:rFonts w:hint="eastAsia"/>
+        <w:t>新增了软件歌单的自动备份功能。避免多年收藏的多首爱听的歌曲，因为重装系统而毁于一旦。</w:t>
+      </w:r>
+    </w:p>
+    <w:p>
+      <w:pPr>
+        <w:numPr>
+          <w:numId w:val="0"/>
+        </w:numPr>
+        <w:ind w:leftChars="0"/>
+        <w:rPr>
+          <w:rFonts w:hint="default" w:asciiTheme="majorEastAsia" w:hAnsiTheme="majorEastAsia" w:eastAsiaTheme="majorEastAsia" w:cstheme="majorEastAsia"/>
+          <w:sz w:val="28"/>
+          <w:szCs w:val="28"/>
           <w:lang w:val="en-US" w:eastAsia="zh-CN"/>
         </w:rPr>
       </w:pPr>
@@ -449,7 +438,7 @@
       <w:pPr>
         <w:numPr>
           <w:ilvl w:val="0"/>
-          <w:numId w:val="1"/>
+          <w:numId w:val="2"/>
         </w:numPr>
         <w:ind w:left="425" w:leftChars="0" w:hanging="425" w:firstLineChars="0"/>
         <w:rPr>
@@ -536,7 +525,7 @@
       <w:pPr>
         <w:numPr>
           <w:ilvl w:val="0"/>
-          <w:numId w:val="1"/>
+          <w:numId w:val="2"/>
         </w:numPr>
         <w:ind w:left="425" w:leftChars="0" w:hanging="425" w:firstLineChars="0"/>
         <w:rPr>
@@ -677,7 +666,7 @@
       <w:pPr>
         <w:numPr>
           <w:ilvl w:val="0"/>
-          <w:numId w:val="1"/>
+          <w:numId w:val="2"/>
         </w:numPr>
         <w:ind w:left="425" w:leftChars="0" w:hanging="425" w:firstLineChars="0"/>
         <w:rPr>
@@ -754,17 +743,9 @@
     </w:p>
     <w:p>
       <w:pPr>
-        <w:rPr>
-          <w:rFonts w:hint="eastAsia"/>
-          <w:lang w:val="en-US" w:eastAsia="zh-CN"/>
-        </w:rPr>
-      </w:pPr>
-    </w:p>
-    <w:p>
-      <w:pPr>
-        <w:numPr>
-          <w:ilvl w:val="0"/>
-          <w:numId w:val="1"/>
+        <w:numPr>
+          <w:ilvl w:val="0"/>
+          <w:numId w:val="2"/>
         </w:numPr>
         <w:ind w:left="425" w:leftChars="0" w:hanging="425" w:firstLineChars="0"/>
         <w:rPr>
@@ -845,7 +826,7 @@
       <w:pPr>
         <w:numPr>
           <w:ilvl w:val="0"/>
-          <w:numId w:val="1"/>
+          <w:numId w:val="2"/>
         </w:numPr>
         <w:ind w:left="425" w:leftChars="0" w:hanging="425" w:firstLineChars="0"/>
         <w:rPr>
@@ -918,7 +899,7 @@
       <w:pPr>
         <w:numPr>
           <w:ilvl w:val="0"/>
-          <w:numId w:val="1"/>
+          <w:numId w:val="2"/>
         </w:numPr>
         <w:ind w:left="425" w:leftChars="0" w:hanging="425" w:firstLineChars="0"/>
         <w:rPr>
@@ -992,7 +973,7 @@
       <w:pPr>
         <w:numPr>
           <w:ilvl w:val="0"/>
-          <w:numId w:val="1"/>
+          <w:numId w:val="2"/>
         </w:numPr>
         <w:ind w:left="425" w:leftChars="0" w:hanging="425" w:firstLineChars="0"/>
         <w:rPr>
@@ -1144,7 +1125,7 @@
       <w:pPr>
         <w:numPr>
           <w:ilvl w:val="0"/>
-          <w:numId w:val="1"/>
+          <w:numId w:val="2"/>
         </w:numPr>
         <w:ind w:left="425" w:leftChars="0" w:hanging="425" w:firstLineChars="0"/>
         <w:rPr>
@@ -1231,7 +1212,7 @@
       <w:pPr>
         <w:numPr>
           <w:ilvl w:val="0"/>
-          <w:numId w:val="1"/>
+          <w:numId w:val="2"/>
         </w:numPr>
         <w:ind w:left="425" w:leftChars="0" w:hanging="425" w:firstLineChars="0"/>
         <w:rPr>
@@ -1302,7 +1283,7 @@
       <w:pPr>
         <w:numPr>
           <w:ilvl w:val="0"/>
-          <w:numId w:val="1"/>
+          <w:numId w:val="2"/>
         </w:numPr>
         <w:ind w:left="425" w:leftChars="0" w:hanging="425" w:firstLineChars="0"/>
         <w:rPr>
@@ -1381,7 +1362,7 @@
       <w:pPr>
         <w:numPr>
           <w:ilvl w:val="0"/>
-          <w:numId w:val="1"/>
+          <w:numId w:val="2"/>
         </w:numPr>
         <w:ind w:left="425" w:leftChars="0" w:hanging="425" w:firstLineChars="0"/>
         <w:rPr>
@@ -1460,7 +1441,7 @@
       <w:pPr>
         <w:numPr>
           <w:ilvl w:val="0"/>
-          <w:numId w:val="1"/>
+          <w:numId w:val="2"/>
         </w:numPr>
         <w:ind w:left="425" w:leftChars="0" w:hanging="425" w:firstLineChars="0"/>
         <w:rPr>
@@ -1539,7 +1520,7 @@
       <w:pPr>
         <w:numPr>
           <w:ilvl w:val="0"/>
-          <w:numId w:val="1"/>
+          <w:numId w:val="2"/>
         </w:numPr>
         <w:ind w:left="425" w:leftChars="0" w:hanging="425" w:firstLineChars="0"/>
         <w:rPr>
@@ -1626,7 +1607,7 @@
         <w:widowControl w:val="0"/>
         <w:numPr>
           <w:ilvl w:val="0"/>
-          <w:numId w:val="1"/>
+          <w:numId w:val="2"/>
         </w:numPr>
         <w:ind w:left="425" w:leftChars="0" w:hanging="425" w:firstLineChars="0"/>
         <w:jc w:val="both"/>
@@ -1867,7 +1848,7 @@
         <w:widowControl w:val="0"/>
         <w:numPr>
           <w:ilvl w:val="0"/>
-          <w:numId w:val="1"/>
+          <w:numId w:val="2"/>
         </w:numPr>
         <w:ind w:left="425" w:leftChars="0" w:hanging="425" w:firstLineChars="0"/>
         <w:jc w:val="both"/>
@@ -1974,7 +1955,7 @@
         <w:widowControl w:val="0"/>
         <w:numPr>
           <w:ilvl w:val="0"/>
-          <w:numId w:val="1"/>
+          <w:numId w:val="2"/>
         </w:numPr>
         <w:ind w:left="425" w:leftChars="0" w:hanging="425" w:firstLineChars="0"/>
         <w:jc w:val="both"/>
@@ -1995,6 +1976,7 @@
       <w:pPr>
         <w:widowControl w:val="0"/>
         <w:numPr>
+          <w:ilvl w:val="0"/>
           <w:numId w:val="0"/>
         </w:numPr>
         <w:ind w:leftChars="0"/>
@@ -2056,6 +2038,10 @@
           <w:numId w:val="0"/>
         </w:numPr>
         <w:jc w:val="both"/>
+        <w:rPr>
+          <w:rFonts w:hint="default"/>
+          <w:lang w:val="en-US" w:eastAsia="zh-CN"/>
+        </w:rPr>
       </w:pPr>
       <w:r>
         <w:drawing>
@@ -2106,21 +2092,7 @@
         <w:widowControl w:val="0"/>
         <w:numPr>
           <w:ilvl w:val="0"/>
-          <w:numId w:val="0"/>
-        </w:numPr>
-        <w:jc w:val="both"/>
-        <w:rPr>
-          <w:rFonts w:hint="default"/>
-          <w:lang w:val="en-US" w:eastAsia="zh-CN"/>
-        </w:rPr>
-      </w:pPr>
-    </w:p>
-    <w:p>
-      <w:pPr>
-        <w:widowControl w:val="0"/>
-        <w:numPr>
-          <w:ilvl w:val="0"/>
-          <w:numId w:val="1"/>
+          <w:numId w:val="2"/>
         </w:numPr>
         <w:ind w:left="425" w:leftChars="0" w:hanging="425" w:firstLineChars="0"/>
         <w:jc w:val="both"/>
@@ -2134,6 +2106,105 @@
           <w:rFonts w:hint="eastAsia"/>
           <w:lang w:val="en-US" w:eastAsia="zh-CN"/>
         </w:rPr>
+        <w:t xml:space="preserve">  软件的自动备份歌单功能。软件默认的歌单需要手动备份。防止因重装系统，导致多年收藏的歌单毁于一旦。</w:t>
+      </w:r>
+    </w:p>
+    <w:p>
+      <w:pPr>
+        <w:widowControl w:val="0"/>
+        <w:numPr>
+          <w:numId w:val="0"/>
+        </w:numPr>
+        <w:ind w:leftChars="0"/>
+        <w:jc w:val="both"/>
+        <w:rPr>
+          <w:rFonts w:hint="eastAsia"/>
+          <w:lang w:val="en-US" w:eastAsia="zh-CN"/>
+        </w:rPr>
+      </w:pPr>
+      <w:r>
+        <w:rPr>
+          <w:rFonts w:hint="eastAsia"/>
+          <w:lang w:val="en-US" w:eastAsia="zh-CN"/>
+        </w:rPr>
+        <w:t>设置了自动备份，每次开启软件，就能自动备份歌单到指定的路径。</w:t>
+      </w:r>
+    </w:p>
+    <w:p>
+      <w:pPr>
+        <w:widowControl w:val="0"/>
+        <w:numPr>
+          <w:numId w:val="0"/>
+        </w:numPr>
+        <w:jc w:val="both"/>
+        <w:rPr>
+          <w:rFonts w:hint="default"/>
+          <w:lang w:val="en-US" w:eastAsia="zh-CN"/>
+        </w:rPr>
+      </w:pPr>
+      <w:r>
+        <w:drawing>
+          <wp:inline distT="0" distB="0" distL="114300" distR="114300">
+            <wp:extent cx="6712585" cy="3561080"/>
+            <wp:effectExtent l="0" t="0" r="8255" b="5080"/>
+            <wp:docPr id="20" name="图片 2"/>
+            <wp:cNvGraphicFramePr>
+              <a:graphicFrameLocks xmlns:a="http://schemas.openxmlformats.org/drawingml/2006/main" noChangeAspect="1"/>
+            </wp:cNvGraphicFramePr>
+            <a:graphic xmlns:a="http://schemas.openxmlformats.org/drawingml/2006/main">
+              <a:graphicData uri="http://schemas.openxmlformats.org/drawingml/2006/picture">
+                <pic:pic xmlns:pic="http://schemas.openxmlformats.org/drawingml/2006/picture">
+                  <pic:nvPicPr>
+                    <pic:cNvPr id="20" name="图片 2"/>
+                    <pic:cNvPicPr>
+                      <a:picLocks noChangeAspect="1"/>
+                    </pic:cNvPicPr>
+                  </pic:nvPicPr>
+                  <pic:blipFill>
+                    <a:blip r:embed="rId24"/>
+                    <a:stretch>
+                      <a:fillRect/>
+                    </a:stretch>
+                  </pic:blipFill>
+                  <pic:spPr>
+                    <a:xfrm>
+                      <a:off x="0" y="0"/>
+                      <a:ext cx="6712585" cy="3561080"/>
+                    </a:xfrm>
+                    <a:prstGeom prst="rect">
+                      <a:avLst/>
+                    </a:prstGeom>
+                    <a:noFill/>
+                    <a:ln>
+                      <a:noFill/>
+                    </a:ln>
+                  </pic:spPr>
+                </pic:pic>
+              </a:graphicData>
+            </a:graphic>
+          </wp:inline>
+        </w:drawing>
+      </w:r>
+    </w:p>
+    <w:p>
+      <w:pPr>
+        <w:widowControl w:val="0"/>
+        <w:numPr>
+          <w:ilvl w:val="0"/>
+          <w:numId w:val="2"/>
+        </w:numPr>
+        <w:ind w:left="425" w:leftChars="0" w:hanging="425" w:firstLineChars="0"/>
+        <w:jc w:val="both"/>
+        <w:rPr>
+          <w:rFonts w:hint="default"/>
+          <w:lang w:val="en-US" w:eastAsia="zh-CN"/>
+        </w:rPr>
+      </w:pPr>
+      <w:r>
+        <w:rPr>
+          <w:rFonts w:hint="eastAsia"/>
+          <w:lang w:val="en-US" w:eastAsia="zh-CN"/>
+        </w:rPr>
         <w:t>新增本地歌曲的导入和播放。</w:t>
       </w:r>
     </w:p>
@@ -2144,197 +2215,55 @@
           <w:ilvl w:val="0"/>
           <w:numId w:val="0"/>
         </w:numPr>
-        <w:ind w:leftChars="0"/>
-        <w:jc w:val="both"/>
-        <w:rPr>
-          <w:rFonts w:hint="default"/>
-          <w:lang w:val="en-US" w:eastAsia="zh-CN"/>
-        </w:rPr>
-      </w:pPr>
-      <w:bookmarkStart w:id="0" w:name="_GoBack"/>
-      <w:bookmarkEnd w:id="0"/>
-    </w:p>
-    <w:p>
-      <w:pPr>
-        <w:widowControl w:val="0"/>
-        <w:numPr>
-          <w:ilvl w:val="0"/>
-          <w:numId w:val="0"/>
-        </w:numPr>
-        <w:jc w:val="both"/>
-        <w:rPr>
-          <w:rFonts w:hint="default"/>
-          <w:lang w:val="en-US" w:eastAsia="zh-CN"/>
-        </w:rPr>
-      </w:pPr>
-    </w:p>
-    <w:p>
-      <w:pPr>
-        <w:widowControl w:val="0"/>
-        <w:numPr>
-          <w:ilvl w:val="0"/>
-          <w:numId w:val="0"/>
-        </w:numPr>
-        <w:jc w:val="both"/>
-        <w:rPr>
-          <w:rFonts w:hint="default"/>
-          <w:lang w:val="en-US" w:eastAsia="zh-CN"/>
-        </w:rPr>
-      </w:pPr>
-    </w:p>
-    <w:p>
-      <w:pPr>
-        <w:widowControl w:val="0"/>
-        <w:numPr>
-          <w:ilvl w:val="0"/>
-          <w:numId w:val="0"/>
-        </w:numPr>
-        <w:jc w:val="both"/>
-        <w:rPr>
-          <w:rFonts w:hint="default"/>
-          <w:lang w:val="en-US" w:eastAsia="zh-CN"/>
-        </w:rPr>
-      </w:pPr>
-    </w:p>
-    <w:p>
-      <w:pPr>
-        <w:widowControl w:val="0"/>
-        <w:numPr>
-          <w:ilvl w:val="0"/>
-          <w:numId w:val="0"/>
-        </w:numPr>
-        <w:jc w:val="both"/>
-        <w:rPr>
-          <w:rFonts w:hint="default"/>
-          <w:lang w:val="en-US" w:eastAsia="zh-CN"/>
-        </w:rPr>
-      </w:pPr>
-    </w:p>
-    <w:p>
-      <w:pPr>
-        <w:widowControl w:val="0"/>
-        <w:numPr>
-          <w:ilvl w:val="0"/>
-          <w:numId w:val="0"/>
-        </w:numPr>
-        <w:jc w:val="both"/>
-        <w:rPr>
-          <w:rFonts w:hint="default"/>
-          <w:lang w:val="en-US" w:eastAsia="zh-CN"/>
-        </w:rPr>
-      </w:pPr>
-    </w:p>
-    <w:p>
-      <w:pPr>
-        <w:widowControl w:val="0"/>
-        <w:numPr>
-          <w:ilvl w:val="0"/>
-          <w:numId w:val="0"/>
-        </w:numPr>
-        <w:jc w:val="both"/>
-        <w:rPr>
-          <w:rFonts w:hint="default"/>
-          <w:lang w:val="en-US" w:eastAsia="zh-CN"/>
-        </w:rPr>
-      </w:pPr>
-    </w:p>
-    <w:p>
-      <w:pPr>
-        <w:widowControl w:val="0"/>
-        <w:numPr>
-          <w:ilvl w:val="0"/>
-          <w:numId w:val="0"/>
-        </w:numPr>
-        <w:jc w:val="both"/>
-        <w:rPr>
-          <w:rFonts w:hint="default"/>
-          <w:lang w:val="en-US" w:eastAsia="zh-CN"/>
-        </w:rPr>
-      </w:pPr>
-    </w:p>
-    <w:p>
-      <w:pPr>
-        <w:widowControl w:val="0"/>
-        <w:numPr>
-          <w:ilvl w:val="0"/>
-          <w:numId w:val="0"/>
-        </w:numPr>
-        <w:jc w:val="both"/>
-        <w:rPr>
-          <w:rFonts w:hint="default"/>
-          <w:lang w:val="en-US" w:eastAsia="zh-CN"/>
-        </w:rPr>
-      </w:pPr>
-    </w:p>
-    <w:p>
-      <w:pPr>
-        <w:widowControl w:val="0"/>
-        <w:numPr>
-          <w:ilvl w:val="0"/>
-          <w:numId w:val="0"/>
-        </w:numPr>
-        <w:jc w:val="both"/>
-        <w:rPr>
-          <w:rFonts w:hint="default"/>
-          <w:lang w:val="en-US" w:eastAsia="zh-CN"/>
-        </w:rPr>
-      </w:pPr>
-    </w:p>
-    <w:p>
-      <w:pPr>
-        <w:widowControl w:val="0"/>
-        <w:numPr>
-          <w:ilvl w:val="0"/>
-          <w:numId w:val="0"/>
-        </w:numPr>
-        <w:jc w:val="both"/>
-        <w:rPr>
-          <w:rFonts w:hint="default"/>
-          <w:lang w:val="en-US" w:eastAsia="zh-CN"/>
-        </w:rPr>
-      </w:pPr>
-    </w:p>
-    <w:p>
-      <w:pPr>
-        <w:widowControl w:val="0"/>
-        <w:numPr>
-          <w:ilvl w:val="0"/>
-          <w:numId w:val="0"/>
-        </w:numPr>
-        <w:jc w:val="both"/>
-        <w:rPr>
-          <w:rFonts w:hint="default"/>
-          <w:lang w:val="en-US" w:eastAsia="zh-CN"/>
-        </w:rPr>
-      </w:pPr>
-    </w:p>
-    <w:p>
-      <w:pPr>
-        <w:widowControl w:val="0"/>
-        <w:numPr>
-          <w:ilvl w:val="0"/>
-          <w:numId w:val="0"/>
-        </w:numPr>
-        <w:jc w:val="both"/>
-        <w:rPr>
-          <w:rFonts w:hint="default"/>
-          <w:lang w:val="en-US" w:eastAsia="zh-CN"/>
-        </w:rPr>
-      </w:pPr>
-    </w:p>
-    <w:p>
-      <w:pPr>
-        <w:widowControl w:val="0"/>
-        <w:numPr>
-          <w:ilvl w:val="0"/>
-          <w:numId w:val="0"/>
-        </w:numPr>
-        <w:jc w:val="both"/>
-        <w:rPr>
-          <w:rFonts w:hint="default"/>
-          <w:lang w:val="en-US" w:eastAsia="zh-CN"/>
-        </w:rPr>
-      </w:pPr>
+        <w:jc w:val="both"/>
+        <w:rPr>
+          <w:rFonts w:hint="default"/>
+          <w:lang w:val="en-US" w:eastAsia="zh-CN"/>
+        </w:rPr>
+      </w:pPr>
+      <w:r>
+        <w:drawing>
+          <wp:inline distT="0" distB="0" distL="114300" distR="114300">
+            <wp:extent cx="6830695" cy="4360545"/>
+            <wp:effectExtent l="0" t="0" r="12065" b="13335"/>
+            <wp:docPr id="19" name="图片 1"/>
+            <wp:cNvGraphicFramePr>
+              <a:graphicFrameLocks xmlns:a="http://schemas.openxmlformats.org/drawingml/2006/main" noChangeAspect="1"/>
+            </wp:cNvGraphicFramePr>
+            <a:graphic xmlns:a="http://schemas.openxmlformats.org/drawingml/2006/main">
+              <a:graphicData uri="http://schemas.openxmlformats.org/drawingml/2006/picture">
+                <pic:pic xmlns:pic="http://schemas.openxmlformats.org/drawingml/2006/picture">
+                  <pic:nvPicPr>
+                    <pic:cNvPr id="19" name="图片 1"/>
+                    <pic:cNvPicPr>
+                      <a:picLocks noChangeAspect="1"/>
+                    </pic:cNvPicPr>
+                  </pic:nvPicPr>
+                  <pic:blipFill>
+                    <a:blip r:embed="rId25"/>
+                    <a:stretch>
+                      <a:fillRect/>
+                    </a:stretch>
+                  </pic:blipFill>
+                  <pic:spPr>
+                    <a:xfrm>
+                      <a:off x="0" y="0"/>
+                      <a:ext cx="6830695" cy="4360545"/>
+                    </a:xfrm>
+                    <a:prstGeom prst="rect">
+                      <a:avLst/>
+                    </a:prstGeom>
+                    <a:noFill/>
+                    <a:ln>
+                      <a:noFill/>
+                    </a:ln>
+                  </pic:spPr>
+                </pic:pic>
+              </a:graphicData>
+            </a:graphic>
+          </wp:inline>
+        </w:drawing>
+      </w:r>
     </w:p>
     <w:p>
       <w:pPr>
@@ -2863,60 +2792,12 @@
         </w:numPr>
         <w:jc w:val="both"/>
         <w:rPr>
-          <w:rFonts w:hint="eastAsia" w:asciiTheme="minorEastAsia" w:hAnsiTheme="minorEastAsia" w:cstheme="minorEastAsia"/>
-          <w:sz w:val="28"/>
-          <w:szCs w:val="28"/>
-          <w:lang w:val="en-US" w:eastAsia="zh-CN"/>
-        </w:rPr>
-      </w:pPr>
-      <w:r>
-        <w:rPr>
-          <w:rFonts w:hint="eastAsia" w:asciiTheme="minorEastAsia" w:hAnsiTheme="minorEastAsia" w:cstheme="minorEastAsia"/>
-          <w:sz w:val="28"/>
-          <w:szCs w:val="28"/>
-          <w:lang w:val="en-US" w:eastAsia="zh-CN"/>
-        </w:rPr>
-        <w:t>4改进建议。软件也可以收费制度，用来感谢作者的花费时间和精力的辛苦付出。</w:t>
-      </w:r>
-    </w:p>
-    <w:p>
-      <w:pPr>
-        <w:widowControl w:val="0"/>
-        <w:numPr>
-          <w:ilvl w:val="0"/>
-          <w:numId w:val="0"/>
-        </w:numPr>
-        <w:jc w:val="both"/>
-        <w:rPr>
-          <w:rFonts w:hint="eastAsia" w:asciiTheme="minorEastAsia" w:hAnsiTheme="minorEastAsia" w:cstheme="minorEastAsia"/>
-          <w:sz w:val="28"/>
-          <w:szCs w:val="28"/>
-          <w:lang w:val="en-US" w:eastAsia="zh-CN"/>
-        </w:rPr>
-      </w:pPr>
-      <w:r>
-        <w:rPr>
-          <w:rFonts w:hint="eastAsia" w:asciiTheme="minorEastAsia" w:hAnsiTheme="minorEastAsia" w:cstheme="minorEastAsia"/>
-          <w:sz w:val="28"/>
-          <w:szCs w:val="28"/>
-          <w:lang w:val="en-US" w:eastAsia="zh-CN"/>
-        </w:rPr>
-        <w:t>一次付费终身使用。</w:t>
-      </w:r>
-    </w:p>
-    <w:p>
-      <w:pPr>
-        <w:widowControl w:val="0"/>
-        <w:numPr>
-          <w:ilvl w:val="0"/>
-          <w:numId w:val="0"/>
-        </w:numPr>
-        <w:jc w:val="both"/>
-        <w:rPr>
-          <w:rFonts w:hint="default"/>
-          <w:lang w:val="en-US" w:eastAsia="zh-CN"/>
-        </w:rPr>
-      </w:pPr>
+          <w:rFonts w:hint="default"/>
+          <w:lang w:val="en-US" w:eastAsia="zh-CN"/>
+        </w:rPr>
+      </w:pPr>
+      <w:bookmarkStart w:id="0" w:name="_GoBack"/>
+      <w:bookmarkEnd w:id="0"/>
     </w:p>
     <w:p>
       <w:pPr>
@@ -3233,6 +3114,23 @@
 <file path=word/numbering.xml><?xml version="1.0" encoding="utf-8"?>
 <w:numbering xmlns:wpc="http://schemas.microsoft.com/office/word/2010/wordprocessingCanvas" xmlns:mc="http://schemas.openxmlformats.org/markup-compatibility/2006" xmlns:o="urn:schemas-microsoft-com:office:office" xmlns:r="http://schemas.openxmlformats.org/officeDocument/2006/relationships" xmlns:m="http://schemas.openxmlformats.org/officeDocument/2006/math" xmlns:v="urn:schemas-microsoft-com:vml" xmlns:wp14="http://schemas.microsoft.com/office/word/2010/wordprocessingDrawing" xmlns:wp="http://schemas.openxmlformats.org/drawingml/2006/wordprocessingDrawing" xmlns:w10="urn:schemas-microsoft-com:office:word" xmlns:w="http://schemas.openxmlformats.org/wordprocessingml/2006/main" xmlns:w14="http://schemas.microsoft.com/office/word/2010/wordml" xmlns:wpg="http://schemas.microsoft.com/office/word/2010/wordprocessingGroup" xmlns:wpi="http://schemas.microsoft.com/office/word/2010/wordprocessingInk" xmlns:wne="http://schemas.microsoft.com/office/word/2006/wordml" xmlns:wps="http://schemas.microsoft.com/office/word/2010/wordprocessingShape" xmlns:wpsCustomData="http://www.wps.cn/officeDocument/2013/wpsCustomData" mc:Ignorable="w14 wp14">
   <w:abstractNum w:abstractNumId="0">
+    <w:nsid w:val="116A2668"/>
+    <w:multiLevelType w:val="singleLevel"/>
+    <w:tmpl w:val="116A2668"/>
+    <w:lvl w:ilvl="0" w:tentative="0">
+      <w:start w:val="1"/>
+      <w:numFmt w:val="decimal"/>
+      <w:lvlText w:val="%1."/>
+      <w:lvlJc w:val="left"/>
+      <w:pPr>
+        <w:ind w:left="425" w:hanging="425"/>
+      </w:pPr>
+      <w:rPr>
+        <w:rFonts w:hint="default"/>
+      </w:rPr>
+    </w:lvl>
+  </w:abstractNum>
+  <w:abstractNum w:abstractNumId="1">
     <w:nsid w:val="5EF2B1B4"/>
     <w:multiLevelType w:val="singleLevel"/>
     <w:tmpl w:val="5EF2B1B4"/>
@@ -3252,6 +3150,9 @@
   </w:abstractNum>
   <w:num w:numId="1">
     <w:abstractNumId w:val="0"/>
+  </w:num>
+  <w:num w:numId="2">
+    <w:abstractNumId w:val="1"/>
   </w:num>
 </w:numbering>
 </file>
